--- a/docs/manuales/docx/Anexo_C_Documentacion_Tecnica.docx
+++ b/docs/manuales/docx/Anexo_C_Documentacion_Tecnica.docx
@@ -620,7 +620,7 @@
           <w:sz w:val="22"/>
           <w:szCs w:val="22"/>
         </w:rPr>
-        <w:t xml:space="preserve">	8</w:t>
+        <w:t xml:space="preserve">	9</w:t>
       </w:r>
     </w:p>
     <w:p>
@@ -701,7 +701,7 @@
           <w:sz w:val="22"/>
           <w:szCs w:val="22"/>
         </w:rPr>
-        <w:t xml:space="preserve">	9</w:t>
+        <w:t xml:space="preserve">	10</w:t>
       </w:r>
     </w:p>
     <w:p>
@@ -3859,6 +3859,75 @@
                 <w:szCs w:val="21"/>
               </w:rPr>
               <w:t xml:space="preserve">Cliente de DeepL para la traducción al guardar y bajo demanda (se omite sin clave).</w:t>
+            </w:r>
+          </w:p>
+        </w:tc>
+      </w:tr>
+      <w:tr>
+        <w:tc>
+          <w:tcPr>
+            <w:tcW w:type="dxa" w:w="2812"/>
+            <w:tcBorders>
+              <w:top w:val="single" w:color="808080" w:sz="4"/>
+              <w:left w:val="single" w:color="808080" w:sz="4"/>
+              <w:bottom w:val="single" w:color="808080" w:sz="4"/>
+              <w:right w:val="single" w:color="808080" w:sz="4"/>
+            </w:tcBorders>
+            <w:tcMar>
+              <w:top w:type="dxa" w:w="60"/>
+              <w:left w:type="dxa" w:w="100"/>
+              <w:bottom w:type="dxa" w:w="60"/>
+              <w:right w:type="dxa" w:w="100"/>
+            </w:tcMar>
+            <w:vAlign w:val="center"/>
+          </w:tcPr>
+          <w:p>
+            <w:pPr>
+              <w:spacing w:after="0" w:line="240"/>
+              <w:jc w:val="left"/>
+            </w:pPr>
+            <w:r>
+              <w:rPr>
+                <w:rFonts w:ascii="Courier New" w:cs="Courier New" w:eastAsia="Courier New" w:hAnsi="Courier New"/>
+                <w:sz w:val="22"/>
+                <w:szCs w:val="22"/>
+              </w:rPr>
+              <w:t xml:space="preserve">orcid.ts</w:t>
+            </w:r>
+          </w:p>
+        </w:tc>
+        <w:tc>
+          <w:tcPr>
+            <w:tcW w:type="dxa" w:w="5975"/>
+            <w:tcBorders>
+              <w:top w:val="single" w:color="808080" w:sz="4"/>
+              <w:left w:val="single" w:color="808080" w:sz="4"/>
+              <w:bottom w:val="single" w:color="808080" w:sz="4"/>
+              <w:right w:val="single" w:color="808080" w:sz="4"/>
+            </w:tcBorders>
+            <w:tcMar>
+              <w:top w:type="dxa" w:w="60"/>
+              <w:left w:type="dxa" w:w="100"/>
+              <w:bottom w:type="dxa" w:w="60"/>
+              <w:right w:type="dxa" w:w="100"/>
+            </w:tcMar>
+            <w:vAlign w:val="center"/>
+          </w:tcPr>
+          <w:p>
+            <w:pPr>
+              <w:spacing w:after="0" w:line="240"/>
+              <w:jc w:val="left"/>
+            </w:pPr>
+            <w:r>
+              <w:rPr>
+                <w:rFonts w:ascii="Times New Roman" w:cs="Times New Roman" w:eastAsia="Times New Roman" w:hAnsi="Times New Roman"/>
+                <w:b w:val="false"/>
+                <w:bCs w:val="false"/>
+                <w:color w:val="000000"/>
+                <w:sz w:val="21"/>
+                <w:szCs w:val="21"/>
+              </w:rPr>
+              <w:t xml:space="preserve">Últimos artículos de la dirección vía la API pública de ORCID (caché de 24 h; null si falla, y la página usa la lista editable de reserva).</w:t>
             </w:r>
           </w:p>
         </w:tc>
@@ -7784,6 +7853,75 @@
                 <w:szCs w:val="21"/>
               </w:rPr>
               <w:t xml:space="preserve">Aplica los lotes de traducción de noticias (scripts/data/news-en/batch-*.json); solo-relleno, con --force para regenerar.</w:t>
+            </w:r>
+          </w:p>
+        </w:tc>
+      </w:tr>
+      <w:tr>
+        <w:tc>
+          <w:tcPr>
+            <w:tcW w:type="dxa" w:w="2988"/>
+            <w:tcBorders>
+              <w:top w:val="single" w:color="808080" w:sz="4"/>
+              <w:left w:val="single" w:color="808080" w:sz="4"/>
+              <w:bottom w:val="single" w:color="808080" w:sz="4"/>
+              <w:right w:val="single" w:color="808080" w:sz="4"/>
+            </w:tcBorders>
+            <w:tcMar>
+              <w:top w:type="dxa" w:w="60"/>
+              <w:left w:type="dxa" w:w="100"/>
+              <w:bottom w:type="dxa" w:w="60"/>
+              <w:right w:type="dxa" w:w="100"/>
+            </w:tcMar>
+            <w:vAlign w:val="center"/>
+          </w:tcPr>
+          <w:p>
+            <w:pPr>
+              <w:spacing w:after="0" w:line="240"/>
+              <w:jc w:val="left"/>
+            </w:pPr>
+            <w:r>
+              <w:rPr>
+                <w:rFonts w:ascii="Courier New" w:cs="Courier New" w:eastAsia="Courier New" w:hAnsi="Courier New"/>
+                <w:sz w:val="22"/>
+                <w:szCs w:val="22"/>
+              </w:rPr>
+              <w:t xml:space="preserve">import-late-news.ts</w:t>
+            </w:r>
+          </w:p>
+        </w:tc>
+        <w:tc>
+          <w:tcPr>
+            <w:tcW w:type="dxa" w:w="5799"/>
+            <w:tcBorders>
+              <w:top w:val="single" w:color="808080" w:sz="4"/>
+              <w:left w:val="single" w:color="808080" w:sz="4"/>
+              <w:bottom w:val="single" w:color="808080" w:sz="4"/>
+              <w:right w:val="single" w:color="808080" w:sz="4"/>
+            </w:tcBorders>
+            <w:tcMar>
+              <w:top w:type="dxa" w:w="60"/>
+              <w:left w:type="dxa" w:w="100"/>
+              <w:bottom w:type="dxa" w:w="60"/>
+              <w:right w:type="dxa" w:w="100"/>
+            </w:tcMar>
+            <w:vAlign w:val="center"/>
+          </w:tcPr>
+          <w:p>
+            <w:pPr>
+              <w:spacing w:after="0" w:line="240"/>
+              <w:jc w:val="left"/>
+            </w:pPr>
+            <w:r>
+              <w:rPr>
+                <w:rFonts w:ascii="Times New Roman" w:cs="Times New Roman" w:eastAsia="Times New Roman" w:hAnsi="Times New Roman"/>
+                <w:b w:val="false"/>
+                <w:bCs w:val="false"/>
+                <w:color w:val="000000"/>
+                <w:sz w:val="21"/>
+                <w:szCs w:val="21"/>
+              </w:rPr>
+              <w:t xml:space="preserve">Noticias publicadas en la web antigua DESPUÉS del export congelado (scripts/data/late-news/*.json, con ES y EN); solo-relleno, con --force para pisar. Mientras la web antigua siga viva, las noticias nuevas se añaden aquí.</w:t>
             </w:r>
           </w:p>
         </w:tc>

--- a/docs/manuales/docx/Anexo_C_Documentacion_Tecnica.docx
+++ b/docs/manuales/docx/Anexo_C_Documentacion_Tecnica.docx
@@ -1234,7 +1234,7 @@
           <w:sz w:val="19"/>
           <w:szCs w:val="19"/>
         </w:rPr>
-        <w:t xml:space="preserve">git clone https://github.com/ShockyDEV/IUCE-WEB.git</w:t>
+        <w:t xml:space="preserve">git clone &lt;URL-del-repositorio&gt; iuce-web</w:t>
       </w:r>
     </w:p>
     <w:p>
